--- a/report/ПМИ_электротрактор_YL254ET.docx
+++ b/report/ПМИ_электротрактор_YL254ET.docx
@@ -308,7 +308,7 @@
           <w:b w:val="0"/>
           <w:i w:val="0"/>
         </w:rPr>
-        <w:t>– сроки: культиватор – сентябрь, фреза – октябрь (по готовности агрофона); продолжительность одной сессии – до 3 ч, определяется запасом энергии батареи;</w:t>
+        <w:t>– сроки: культиватор – сентябрь, фреза – октябрь (по готовности агрофона); продолжительность одной серии – до 3 ч, определяется запасом энергии батареи;</w:t>
       </w:r>
     </w:p>
     <w:p>
@@ -353,6 +353,15 @@
       </w:pPr>
       <w:r>
         <w:t>4 Объём испытаний</w:t>
+      </w:r>
+    </w:p>
+    <w:p>
+      <w:r>
+        <w:rPr>
+          <w:b w:val="0"/>
+          <w:i w:val="0"/>
+        </w:rPr>
+        <w:t>Этапы и объём испытаний приведены в таблице 1.</w:t>
       </w:r>
     </w:p>
     <w:p>
@@ -770,7 +779,7 @@
                 <w:i w:val="0"/>
                 <w:sz w:val="21"/>
               </w:rPr>
-              <w:t>Самопередвижение</w:t>
+              <w:t>Холостые проходы</w:t>
             </w:r>
           </w:p>
         </w:tc>
@@ -791,7 +800,7 @@
                 <w:i w:val="0"/>
                 <w:sz w:val="21"/>
               </w:rPr>
-              <w:t>два зачётных хода до и два после опыта на рабочем диапазоне без нагрузки</w:t>
+              <w:t>два прохода по учётной делянке с поднятой машиной до опыта и два после опыта на передаче рабочего диапазона (для фрезы – на средней передаче П2)</w:t>
             </w:r>
           </w:p>
         </w:tc>
@@ -812,7 +821,7 @@
                 <w:i w:val="0"/>
                 <w:sz w:val="21"/>
               </w:rPr>
-              <w:t>сопротивление качению, буксование δ</w:t>
+              <w:t>сопротивление передвижению трактора; число оборотов N</w:t>
             </w:r>
             <w:r>
               <w:rPr>
@@ -822,6 +831,14 @@
                 <w:vertAlign w:val="subscript"/>
               </w:rPr>
               <w:t>0</w:t>
+            </w:r>
+            <w:r>
+              <w:rPr>
+                <w:b w:val="0"/>
+                <w:i w:val="0"/>
+                <w:sz w:val="21"/>
+              </w:rPr>
+              <w:t xml:space="preserve"> для определения буксования</w:t>
             </w:r>
           </w:p>
         </w:tc>
@@ -907,7 +924,7 @@
                 <w:i w:val="0"/>
                 <w:sz w:val="21"/>
               </w:rPr>
-              <w:t>показатели зачётных проходов</w:t>
+              <w:t>показатели учётных проходов</w:t>
             </w:r>
           </w:p>
         </w:tc>
@@ -1079,7 +1096,7 @@
                 <w:i w:val="0"/>
                 <w:sz w:val="21"/>
               </w:rPr>
-              <w:t>отчёт о испытаниях</w:t>
+              <w:t>отчёт об испытаниях</w:t>
             </w:r>
           </w:p>
         </w:tc>
@@ -1105,7 +1122,7 @@
           <w:b w:val="0"/>
           <w:i w:val="0"/>
         </w:rPr>
-        <w:t>Опытный участок должен иметь ровный рельеф (уклон не более 2°), однородный агрофон и размеры, достаточные для размещения трёх блоков. Каждая полоса прохода включает поворотную полосу 12 м, разгонный участок 20 м, зачётную делянку 100 м, участок выглубления и поворотную полосу 12 м; краевая полоса 10 м в зачёт не входит. Начало и конец зачётной делянки обозначаются вешками.</w:t>
+        <w:t>Опытный участок должен иметь ровный рельеф (уклон не более 2°), однородный агрофон и размеры, достаточные для размещения трёх блоков. Каждая полоса прохода включает поворотную полосу 12 м, разгонный участок 20 м, учётную делянку 100 м, участок выглубления и поворотную полосу 12 м; краевая полоса 10 м в зачёт не входит. Начало и конец учётной делянки обозначаются вешками.</w:t>
       </w:r>
     </w:p>
     <w:p>
@@ -1123,7 +1140,7 @@
           <w:b w:val="0"/>
           <w:i w:val="0"/>
         </w:rPr>
-        <w:t>Порядок проведения сессии:</w:t>
+        <w:t>Порядок проведения серии:</w:t>
       </w:r>
     </w:p>
     <w:p>
@@ -1198,7 +1215,7 @@
           <w:b w:val="0"/>
           <w:i w:val="0"/>
         </w:rPr>
-        <w:t>5) два зачётных хода самопередвижения на рабочем диапазоне;</w:t>
+        <w:t>5) два холостых прохода по учётной делянке с поднятой машиной на передаче рабочего диапазона (для фрезы – на передаче П2);</w:t>
       </w:r>
     </w:p>
     <w:p>
@@ -1210,7 +1227,7 @@
           <w:b w:val="0"/>
           <w:i w:val="0"/>
         </w:rPr>
-        <w:t>6) зачётные проходы блока в случайном порядке: заглубление; для фрезы – включение ВОМ и разгон ротора; рабочий ход через РУ, ЗД, УВ; выглубление; разворот; замеры качества работы;</w:t>
+        <w:t>6) учётные проходы блока в случайном порядке: заглубление; для фрезы – включение ВОМ и разгон ротора; рабочий ход через РУ, УД, УВ; выглубление; разворот; замеры качества работы;</w:t>
       </w:r>
     </w:p>
     <w:p>
@@ -1234,7 +1251,7 @@
           <w:b w:val="0"/>
           <w:i w:val="0"/>
         </w:rPr>
-        <w:t>8) два зачётных хода самопередвижения, холостое вращение ротора (для фрезы), контроль нуля каналов;</w:t>
+        <w:t>8) два холостых прохода по учётной делянке, холостое вращение ротора (для фрезы), контроль нуля каналов;</w:t>
       </w:r>
     </w:p>
     <w:p>
@@ -1255,7 +1272,7 @@
           <w:b w:val="0"/>
           <w:i w:val="0"/>
         </w:rPr>
-        <w:t>Если запаса энергии батареи недостаточно для выполнения всех блоков (SOC менее 40 %), оставшиеся блоки выполняются в следующей сессии с повторением этапов 1–5 и 8–9.</w:t>
+        <w:t>Если запаса энергии батареи недостаточно для выполнения всех блоков (SOC менее 40 %), оставшиеся блоки выполняются в следующей серии с повторением этапов 1–5 и 8–9.</w:t>
       </w:r>
     </w:p>
     <w:p>
@@ -1264,6 +1281,15 @@
       </w:pPr>
       <w:r>
         <w:t>6 Средства измерений и оборудование</w:t>
+      </w:r>
+    </w:p>
+    <w:p>
+      <w:r>
+        <w:rPr>
+          <w:b w:val="0"/>
+          <w:i w:val="0"/>
+        </w:rPr>
+        <w:t>Средства измерений, применяемые при испытаниях, приведены в таблице 2. Допускается применение других средств измерений с метрологическими характеристиками не хуже указанных.</w:t>
       </w:r>
     </w:p>
     <w:p>
@@ -2286,6 +2312,15 @@
       </w:r>
     </w:p>
     <w:p>
+      <w:r>
+        <w:rPr>
+          <w:b w:val="0"/>
+          <w:i w:val="0"/>
+        </w:rPr>
+        <w:t>Определяемые показатели и методы их определения приведены в таблице 3.</w:t>
+      </w:r>
+    </w:p>
+    <w:p>
       <w:pPr>
         <w:keepNext/>
         <w:spacing w:before="120"/>
@@ -2494,7 +2529,7 @@
                 <w:sz w:val="20"/>
                 <w:vertAlign w:val="subscript"/>
               </w:rPr>
-              <w:t>ЗД</w:t>
+              <w:t>УД</w:t>
             </w:r>
             <w:r>
               <w:rPr>
@@ -2567,7 +2602,7 @@
                 <w:i w:val="0"/>
                 <w:sz w:val="20"/>
               </w:rPr>
-              <w:t>δ = 1 − v/v</w:t>
+              <w:t>δ = 1 − N</w:t>
             </w:r>
             <w:r>
               <w:rPr>
@@ -2576,7 +2611,7 @@
                 <w:sz w:val="20"/>
                 <w:vertAlign w:val="subscript"/>
               </w:rPr>
-              <w:t>т</w:t>
+              <w:t>0</w:t>
             </w:r>
             <w:r>
               <w:rPr>
@@ -2584,7 +2619,7 @@
                 <w:i w:val="0"/>
                 <w:sz w:val="20"/>
               </w:rPr>
-              <w:t>; v</w:t>
+              <w:t>/N, где N и N</w:t>
             </w:r>
             <w:r>
               <w:rPr>
@@ -2593,7 +2628,7 @@
                 <w:sz w:val="20"/>
                 <w:vertAlign w:val="subscript"/>
               </w:rPr>
-              <w:t>т</w:t>
+              <w:t>0</w:t>
             </w:r>
             <w:r>
               <w:rPr>
@@ -2601,16 +2636,7 @@
                 <w:i w:val="0"/>
                 <w:sz w:val="20"/>
               </w:rPr>
-              <w:t xml:space="preserve"> = n/k</w:t>
-            </w:r>
-            <w:r>
-              <w:rPr>
-                <w:b w:val="0"/>
-                <w:i w:val="0"/>
-                <w:sz w:val="20"/>
-                <w:vertAlign w:val="subscript"/>
-              </w:rPr>
-              <w:t>д</w:t>
+              <w:t xml:space="preserve"> – число оборотов двигателя хода на учётной делянке при рабочем и холостом проходах на одной передаче</w:t>
             </w:r>
           </w:p>
         </w:tc>
@@ -2890,7 +2916,7 @@
                 <w:i w:val="0"/>
                 <w:sz w:val="20"/>
               </w:rPr>
-              <w:t>по балансу мощности ходовой системы с учётом самопередвижения</w:t>
+              <w:t>по балансу мощности ходовой системы за вычетом сопротивления передвижению, определённого на холостых проходах</w:t>
             </w:r>
           </w:p>
         </w:tc>
@@ -3029,7 +3055,7 @@
                 <w:i w:val="0"/>
                 <w:sz w:val="20"/>
               </w:rPr>
-              <w:t>замеры в зачётной делянке после прохода</w:t>
+              <w:t>замеры в учётной делянке после прохода</w:t>
             </w:r>
           </w:p>
         </w:tc>
@@ -3138,7 +3164,7 @@
                 <w:i w:val="0"/>
                 <w:sz w:val="20"/>
               </w:rPr>
-              <w:t>Разбаланс напряжений ячеек ΔU, мВ</w:t>
+              <w:t>Разброс напряжений элементов батареи ΔU, мВ</w:t>
             </w:r>
           </w:p>
         </w:tc>
@@ -3305,7 +3331,7 @@
           <w:b w:val="0"/>
           <w:i w:val="0"/>
         </w:rPr>
-        <w:t>Факторы и уровни варьирования приведены в таблице. Опыт выполняется в трёх блоках (повторностях); в каждом блоке реализуются все сочетания уровней в случайном порядке, определяемом по таблице случайных чисел до начала испытаний. Сочетание с наибольшими уровнями обоих факторов выполняется последним как попытка предельного режима.</w:t>
+        <w:t>Факторы и уровни варьирования приведены в таблице 4. Опыт выполняется в трёх блоках (повторностях); в каждом блоке реализуются все сочетания уровней в случайном порядке, определяемом по таблице случайных чисел до начала испытаний. Сочетание с наибольшими уровнями обоих факторов выполняется последним как попытка предельного режима.</w:t>
       </w:r>
     </w:p>
     <w:p>
@@ -3691,7 +3717,7 @@
                 <w:i w:val="0"/>
                 <w:sz w:val="21"/>
               </w:rPr>
-              <w:t>Число зачётных проходов</w:t>
+              <w:t>Число учётных проходов</w:t>
             </w:r>
           </w:p>
         </w:tc>
@@ -3759,7 +3785,7 @@
           <w:b w:val="0"/>
           <w:i w:val="0"/>
         </w:rPr>
-        <w:t>Показатели зачётного прохода вычисляются по отсчётам журнала 1 Гц, относящимся к зачётной делянке. Для каждого сочетания уровней вычисляются среднее, среднее квадратическое отклонение и доверительный интервал (P = 0,95). Значимость факторов оценивается дисперсионным анализом по модели рандомизированных блоков; неопределённость – по ГОСТ 34100.3. Зависимости тягового сопротивления, буксования и удельной энергии фрезерования аппроксимируются по методу наименьших квадратов с оценкой значимости коэффициентов. Обработка выполняется программным комплексом, обеспечивающим воспроизводимость расчётов из первичных журналов.</w:t>
+        <w:t>Показатели учётного прохода вычисляются по отсчётам журнала 1 Гц, относящимся к учётной делянке. Для каждого сочетания уровней вычисляются среднее, среднее квадратическое отклонение и доверительный интервал (P = 0,95). Значимость факторов оценивается дисперсионным анализом по модели рандомизированных блоков; неопределённость – по ГОСТ 34100.3. Зависимости тягового сопротивления, буксования и удельной энергии фрезерования аппроксимируются по методу наименьших квадратов с оценкой значимости коэффициентов. Обработка выполняется программным комплексом, обеспечивающим воспроизводимость расчётов из первичных журналов.</w:t>
       </w:r>
     </w:p>
     <w:p>
@@ -3768,6 +3794,15 @@
       </w:pPr>
       <w:r>
         <w:t>10 Формы регистрации</w:t>
+      </w:r>
+    </w:p>
+    <w:p>
+      <w:r>
+        <w:rPr>
+          <w:b w:val="0"/>
+          <w:i w:val="0"/>
+        </w:rPr>
+        <w:t>Полевой журнал ведётся по форме таблицы 5, условия испытаний регистрируются в протоколе по форме таблицы 6.</w:t>
       </w:r>
     </w:p>
     <w:p>
@@ -3782,7 +3817,7 @@
           <w:b w:val="0"/>
           <w:i w:val="0"/>
         </w:rPr>
-        <w:t>Таблица 5 – Структура полевого журнала (на каждый зачётный проход)</w:t>
+        <w:t>Таблица 5 – Структура полевого журнала (на каждый учётный проход)</w:t>
       </w:r>
     </w:p>
     <w:tbl>
@@ -3927,7 +3962,7 @@
                 <w:i w:val="0"/>
                 <w:sz w:val="21"/>
               </w:rPr>
-              <w:t>наименование этапа (рабочий ход, самопередвижение)</w:t>
+              <w:t>наименование этапа (рабочий проход, холостой проход)</w:t>
             </w:r>
           </w:p>
         </w:tc>
@@ -4121,7 +4156,7 @@
           <w:b w:val="0"/>
           <w:i w:val="0"/>
         </w:rPr>
-        <w:t>Журнал событий содержит метку времени, наименование события (начало этапа, вход в зачётную делянку, выход из неё), номер прохода и блока, заданные глубину, скорость и диапазон.</w:t>
+        <w:t>Журнал событий содержит метку времени, наименование события (начало этапа, вход в учётную делянку, выход из неё), номер прохода и блока, заданные глубину, скорость и диапазон.</w:t>
       </w:r>
     </w:p>
     <w:p>
@@ -5036,7 +5071,7 @@
           <w:b w:val="0"/>
           <w:i w:val="0"/>
         </w:rPr>
-        <w:t>Для прямой проверки расчётной модели дизельного аналога рекомендуется провести испытания трактора JINMA JM-254 (или иного дизельного трактора класса 0,6) по настоящей ПМИ с теми же машинами, на том же участке, в тех же сочетаниях уровней факторов. Дополнительно определяются: часовой расход топлива – объёмным или весовым методом (мерная ёмкость, весы с погрешностью не более 1 %) с отнесением к времени прохождения зачётной делянки; частота вращения коленчатого вала и ВОМ – тахометром; буксование – по числу оборотов ведущих колёс на зачётной делянке в рабочем режиме и при самопередвижении. Сравнение результатов с расчётом по разделу 4 отчёта позволяет уточнить поправочный коэффициент k</w:t>
+        <w:t>Для прямой проверки расчётной модели дизельного аналога рекомендуется провести испытания трактора JINMA JM-254 (или иного дизельного трактора класса 0,6) по настоящей ПМИ с теми же машинами, на том же участке, в тех же сочетаниях уровней факторов. Дополнительно определяются: часовой расход топлива – объёмным или весовым методом (мерная ёмкость, весы с погрешностью не более 1 %) с отнесением к времени прохождения учётной делянки; частота вращения коленчатого вала и ВОМ – тахометром; буксование – по числу оборотов ведущих колёс на учётной делянке при рабочем и холостом проходах по ГОСТ 7057. Сравнение результатов с расчётом по разделу 4 отчёта позволяет уточнить поправочный коэффициент k</w:t>
       </w:r>
       <w:r>
         <w:rPr>
@@ -5060,6 +5095,15 @@
       </w:pPr>
       <w:r>
         <w:t>12 Календарный план испытаний</w:t>
+      </w:r>
+    </w:p>
+    <w:p>
+      <w:r>
+        <w:rPr>
+          <w:b w:val="0"/>
+          <w:i w:val="0"/>
+        </w:rPr>
+        <w:t>Календарный план испытаний приведён в таблице 7.</w:t>
       </w:r>
     </w:p>
     <w:p>

--- a/report/ПМИ_электротрактор_YL254ET.docx
+++ b/report/ПМИ_электротрактор_YL254ET.docx
@@ -229,7 +229,7 @@
           <w:b w:val="0"/>
           <w:i w:val="0"/>
         </w:rPr>
-        <w:t>Электрический трактор JINMA YL254ET (тяговый класс 0,6, колёсная формула 4К4, тяговая батарея LiFePO</w:t>
+        <w:t>Электрический трактор JINMA YL254ET (тяговый класс 0,6, колёсная формула 4К4, литий-железо-фосфатная тяговая батарея LiFePO</w:t>
       </w:r>
       <w:r>
         <w:rPr>
@@ -244,7 +244,7 @@
           <w:b w:val="0"/>
           <w:i w:val="0"/>
         </w:rPr>
-        <w:t xml:space="preserve"> 24S, 76,8 В, 304 А·ч) в агрегате с навесными почвообрабатывающими машинами: культиватором сплошной обработки (ширина захвата 1,2 м) и культиваторной фрезой (ширина захвата 1,25 м, привод от ВОМ 540 мин</w:t>
+        <w:t xml:space="preserve"> из 24 последовательно соединённых элементов, 76,8 В, 304 А·ч) в агрегате с навесными почвообрабатывающими машинами: культиватором сплошной обработки (ширина захвата 1,2 м) и культиваторной фрезой (ширина захвата 1,25 м, привод от ВОМ 540 мин</w:t>
       </w:r>
       <w:r>
         <w:rPr>
@@ -276,7 +276,7 @@
           <w:b w:val="0"/>
           <w:i w:val="0"/>
         </w:rPr>
-        <w:t>Определение энергетических, тягово-сцепных, тепловых и агротехнических показателей электротрактора при поверхностной обработке почвы в диапазоне глубин и скоростей, установление границы области работоспособности и получение исходных данных для сравнительной оценки с трактором с дизельным двигателем того же тягового класса.</w:t>
+        <w:t>Определение энергетических, тягово-сцепных, тепловых показателей электротрактора и показателей качества обработки (глубина, ширина захвата) при поверхностной обработке почвы в диапазоне глубин и скоростей, установление границы области допустимых режимов и получение исходных данных для сравнительной оценки с трактором с дизельным двигателем того же тягового класса.</w:t>
       </w:r>
     </w:p>
     <w:p>
@@ -320,7 +320,7 @@
           <w:b w:val="0"/>
           <w:i w:val="0"/>
         </w:rPr>
-        <w:t>– состав бригады: руководитель испытаний, оператор (тракторист), оператор регистрации телеметрии, исполнитель полевых замеров;</w:t>
+        <w:t>– состав бригады: руководитель испытаний, оператор (тракторист), оператор измерительно-регистрирующего комплекса, исполнитель полевых замеров;</w:t>
       </w:r>
     </w:p>
     <w:p>
@@ -333,6 +333,18 @@
           <w:i w:val="0"/>
         </w:rPr>
         <w:t>– испытания проводятся по настоящей ПМИ с учётом требований ГОСТ 20915, ГОСТ 33687, ГОСТ 24055, ГОСТ 7057 в части, применимой к электротрактору;</w:t>
+      </w:r>
+    </w:p>
+    <w:p>
+      <w:pPr>
+        <w:ind w:firstLine="709"/>
+      </w:pPr>
+      <w:r>
+        <w:rPr>
+          <w:b w:val="0"/>
+          <w:i w:val="0"/>
+        </w:rPr>
+        <w:t>– отступления от указанных стандартов, обусловленные конструкцией электротрактора: тяговое сопротивление машины определяется косвенно по балансу мощности тягового электропривода (без тягового звена с тензометрическим датчиком), буксование – по числу оборотов вала тягового электродвигателя (без датчиков частоты вращения ведущих колёс), расход топлива не определяется;</w:t>
       </w:r>
     </w:p>
     <w:p>
@@ -389,8 +401,8 @@
       </w:tblPr>
       <w:tblGrid>
         <w:gridCol w:w="453"/>
-        <w:gridCol w:w="1814"/>
-        <w:gridCol w:w="4818"/>
+        <w:gridCol w:w="2211"/>
+        <w:gridCol w:w="4422"/>
         <w:gridCol w:w="2267"/>
       </w:tblGrid>
       <w:tr>
@@ -420,7 +432,7 @@
         </w:tc>
         <w:tc>
           <w:tcPr>
-            <w:tcW w:type="dxa" w:w="1814"/>
+            <w:tcW w:type="dxa" w:w="2211"/>
             <w:vAlign w:val="center"/>
           </w:tcPr>
           <w:p>
@@ -441,7 +453,7 @@
         </w:tc>
         <w:tc>
           <w:tcPr>
-            <w:tcW w:type="dxa" w:w="4819"/>
+            <w:tcW w:type="dxa" w:w="4422"/>
             <w:vAlign w:val="center"/>
           </w:tcPr>
           <w:p>
@@ -506,7 +518,7 @@
         </w:tc>
         <w:tc>
           <w:tcPr>
-            <w:tcW w:type="dxa" w:w="1814"/>
+            <w:tcW w:type="dxa" w:w="2211"/>
             <w:vAlign w:val="center"/>
           </w:tcPr>
           <w:p>
@@ -527,7 +539,7 @@
         </w:tc>
         <w:tc>
           <w:tcPr>
-            <w:tcW w:type="dxa" w:w="4819"/>
+            <w:tcW w:type="dxa" w:w="4422"/>
             <w:vAlign w:val="center"/>
           </w:tcPr>
           <w:p>
@@ -592,7 +604,7 @@
         </w:tc>
         <w:tc>
           <w:tcPr>
-            <w:tcW w:type="dxa" w:w="1814"/>
+            <w:tcW w:type="dxa" w:w="2211"/>
             <w:vAlign w:val="center"/>
           </w:tcPr>
           <w:p>
@@ -613,7 +625,7 @@
         </w:tc>
         <w:tc>
           <w:tcPr>
-            <w:tcW w:type="dxa" w:w="4819"/>
+            <w:tcW w:type="dxa" w:w="4422"/>
             <w:vAlign w:val="center"/>
           </w:tcPr>
           <w:p>
@@ -678,7 +690,7 @@
         </w:tc>
         <w:tc>
           <w:tcPr>
-            <w:tcW w:type="dxa" w:w="1814"/>
+            <w:tcW w:type="dxa" w:w="2211"/>
             <w:vAlign w:val="center"/>
           </w:tcPr>
           <w:p>
@@ -693,13 +705,13 @@
                 <w:i w:val="0"/>
                 <w:sz w:val="21"/>
               </w:rPr>
-              <w:t>Фоновые режимы</w:t>
+              <w:t>Вспомогательные режимы</w:t>
             </w:r>
           </w:p>
         </w:tc>
         <w:tc>
           <w:tcPr>
-            <w:tcW w:type="dxa" w:w="4819"/>
+            <w:tcW w:type="dxa" w:w="4422"/>
             <w:vAlign w:val="center"/>
           </w:tcPr>
           <w:p>
@@ -714,7 +726,7 @@
                 <w:i w:val="0"/>
                 <w:sz w:val="21"/>
               </w:rPr>
-              <w:t>стоянка в режиме готовности, работа гидронавески, холостое вращение ротора (ВОМ 540), переезд</w:t>
+              <w:t>стоянка при включённой системе управления (режим готовности к движению), работа гидронавесной системы, холостое вращение ротора (ВОМ 540), переезд</w:t>
             </w:r>
           </w:p>
         </w:tc>
@@ -764,7 +776,7 @@
         </w:tc>
         <w:tc>
           <w:tcPr>
-            <w:tcW w:type="dxa" w:w="1814"/>
+            <w:tcW w:type="dxa" w:w="2211"/>
             <w:vAlign w:val="center"/>
           </w:tcPr>
           <w:p>
@@ -785,7 +797,7 @@
         </w:tc>
         <w:tc>
           <w:tcPr>
-            <w:tcW w:type="dxa" w:w="4819"/>
+            <w:tcW w:type="dxa" w:w="4422"/>
             <w:vAlign w:val="center"/>
           </w:tcPr>
           <w:p>
@@ -800,7 +812,7 @@
                 <w:i w:val="0"/>
                 <w:sz w:val="21"/>
               </w:rPr>
-              <w:t>два прохода по учётной делянке с поднятой машиной до опыта и два после опыта на передаче рабочего диапазона (для фрезы – на средней передаче П2)</w:t>
+              <w:t>два прохода по учётной делянке с поднятой машиной до опыта и два после опыта на передаче, используемой в опыте (для культиватора – L, для фрезы – П2)</w:t>
             </w:r>
           </w:p>
         </w:tc>
@@ -867,7 +879,7 @@
         </w:tc>
         <w:tc>
           <w:tcPr>
-            <w:tcW w:type="dxa" w:w="1814"/>
+            <w:tcW w:type="dxa" w:w="2211"/>
             <w:vAlign w:val="center"/>
           </w:tcPr>
           <w:p>
@@ -888,7 +900,7 @@
         </w:tc>
         <w:tc>
           <w:tcPr>
-            <w:tcW w:type="dxa" w:w="4819"/>
+            <w:tcW w:type="dxa" w:w="4422"/>
             <w:vAlign w:val="center"/>
           </w:tcPr>
           <w:p>
@@ -903,7 +915,7 @@
                 <w:i w:val="0"/>
                 <w:sz w:val="21"/>
               </w:rPr>
-              <w:t>полнофакторный план 3×3 в трёх блоках, порядок режимов случайный</w:t>
+              <w:t>двухфакторный план 3×3 в трёх блоках, порядок режимов случайный</w:t>
             </w:r>
           </w:p>
         </w:tc>
@@ -953,7 +965,7 @@
         </w:tc>
         <w:tc>
           <w:tcPr>
-            <w:tcW w:type="dxa" w:w="1814"/>
+            <w:tcW w:type="dxa" w:w="2211"/>
             <w:vAlign w:val="center"/>
           </w:tcPr>
           <w:p>
@@ -974,7 +986,7 @@
         </w:tc>
         <w:tc>
           <w:tcPr>
-            <w:tcW w:type="dxa" w:w="4819"/>
+            <w:tcW w:type="dxa" w:w="4422"/>
             <w:vAlign w:val="center"/>
           </w:tcPr>
           <w:p>
@@ -1010,7 +1022,7 @@
                 <w:i w:val="0"/>
                 <w:sz w:val="21"/>
               </w:rPr>
-              <w:t>граница работоспособности</w:t>
+              <w:t>граница области допустимых режимов</w:t>
             </w:r>
           </w:p>
         </w:tc>
@@ -1039,7 +1051,7 @@
         </w:tc>
         <w:tc>
           <w:tcPr>
-            <w:tcW w:type="dxa" w:w="1814"/>
+            <w:tcW w:type="dxa" w:w="2211"/>
             <w:vAlign w:val="center"/>
           </w:tcPr>
           <w:p>
@@ -1060,7 +1072,7 @@
         </w:tc>
         <w:tc>
           <w:tcPr>
-            <w:tcW w:type="dxa" w:w="4819"/>
+            <w:tcW w:type="dxa" w:w="4422"/>
             <w:vAlign w:val="center"/>
           </w:tcPr>
           <w:p>
@@ -1164,7 +1176,7 @@
           <w:b w:val="0"/>
           <w:i w:val="0"/>
         </w:rPr>
-        <w:t>2) переезд к участку на транспортном диапазоне;</w:t>
+        <w:t>2) переезд к участку на транспортной передаче (H);</w:t>
       </w:r>
     </w:p>
     <w:p>
@@ -1215,7 +1227,7 @@
           <w:b w:val="0"/>
           <w:i w:val="0"/>
         </w:rPr>
-        <w:t>5) два холостых прохода по учётной делянке с поднятой машиной на передаче рабочего диапазона (для фрезы – на передаче П2);</w:t>
+        <w:t>5) два холостых прохода по учётной делянке с поднятой машиной на передаче, используемой в опыте (для культиватора – L, для фрезы – П2);</w:t>
       </w:r>
     </w:p>
     <w:p>
@@ -1227,7 +1239,7 @@
           <w:b w:val="0"/>
           <w:i w:val="0"/>
         </w:rPr>
-        <w:t>6) учётные проходы блока в случайном порядке: заглубление; для фрезы – включение ВОМ и разгон ротора; рабочий ход через РУ, УД, УВ; выглубление; разворот; замеры качества работы;</w:t>
+        <w:t>6) учётные проходы блока в случайном порядке: для фрезы – включение ВОМ и разгон ротора при поднятой машине; заглубление; рабочий ход через разгонный участок (РУ), учётную делянку (УД) и участок выглубления (УВ); выглубление; разворот; замеры глубины и ширины обработки;</w:t>
       </w:r>
     </w:p>
     <w:p>
@@ -1239,7 +1251,7 @@
           <w:b w:val="0"/>
           <w:i w:val="0"/>
         </w:rPr>
-        <w:t>7) попытка предельного режима: при выходе мощности на ограничение, снижении частоты ВОМ более чем на 10 % или невозможности поддерживать скорость проход прекращается;</w:t>
+        <w:t>7) попытка предельного режима: проход прекращается, если при выходе мощности на ограничение заданная скорость не поддерживается или средняя частота вращения ВОМ снижается более чем на 5 % от номинальной;</w:t>
       </w:r>
     </w:p>
     <w:p>
@@ -1272,7 +1284,7 @@
           <w:b w:val="0"/>
           <w:i w:val="0"/>
         </w:rPr>
-        <w:t>Если запаса энергии батареи недостаточно для выполнения всех блоков (SOC менее 40 %), оставшиеся блоки выполняются в следующей серии с повторением этапов 1–5 и 8–9.</w:t>
+        <w:t>Если запаса энергии батареи недостаточно для выполнения всех блоков (SOC менее 40 %), оставшиеся блоки выполняются в следующей серии с повторением перечислений 1)–5), 8) и 9).</w:t>
       </w:r>
     </w:p>
     <w:p>
@@ -1280,7 +1292,87 @@
         <w:pStyle w:val="Heading2"/>
       </w:pPr>
       <w:r>
-        <w:t>6 Средства измерений и оборудование</w:t>
+        <w:t>6 Материально-техническое обеспечение</w:t>
+      </w:r>
+    </w:p>
+    <w:p>
+      <w:pPr>
+        <w:ind w:firstLine="709"/>
+      </w:pPr>
+      <w:r>
+        <w:rPr>
+          <w:b w:val="0"/>
+          <w:i w:val="0"/>
+        </w:rPr>
+        <w:t>– электротрактор JINMA YL254ET со штатным зарядным устройством; культиватор сплошной обработки и культиваторная фреза, технически исправные и отрегулированные на заданную глубину обработки;</w:t>
+      </w:r>
+    </w:p>
+    <w:p>
+      <w:pPr>
+        <w:ind w:firstLine="709"/>
+      </w:pPr>
+      <w:r>
+        <w:rPr>
+          <w:b w:val="0"/>
+          <w:i w:val="0"/>
+        </w:rPr>
+        <w:t>– опытный участок с разбивкой на блоки и полосы проходов, вешки для обозначения учётных делянок;</w:t>
+      </w:r>
+    </w:p>
+    <w:p>
+      <w:pPr>
+        <w:ind w:firstLine="709"/>
+      </w:pPr>
+      <w:r>
+        <w:rPr>
+          <w:b w:val="0"/>
+          <w:i w:val="0"/>
+        </w:rPr>
+        <w:t>– место зарядки батареи с однофазной сетью переменного тока 230 В (16 А) и защитным заземлением;</w:t>
+      </w:r>
+    </w:p>
+    <w:p>
+      <w:pPr>
+        <w:ind w:firstLine="709"/>
+      </w:pPr>
+      <w:r>
+        <w:rPr>
+          <w:b w:val="0"/>
+          <w:i w:val="0"/>
+        </w:rPr>
+        <w:t>– переносной компьютер с программой регистрации данных шины CAN, источник бесперебойного питания для него;</w:t>
+      </w:r>
+    </w:p>
+    <w:p>
+      <w:pPr>
+        <w:ind w:firstLine="709"/>
+      </w:pPr>
+      <w:r>
+        <w:rPr>
+          <w:b w:val="0"/>
+          <w:i w:val="0"/>
+        </w:rPr>
+        <w:t>– средства измерений по разделу 7, бланки форм регистрации по разделу 11;</w:t>
+      </w:r>
+    </w:p>
+    <w:p>
+      <w:pPr>
+        <w:ind w:firstLine="709"/>
+      </w:pPr>
+      <w:r>
+        <w:rPr>
+          <w:b w:val="0"/>
+          <w:i w:val="0"/>
+        </w:rPr>
+        <w:t>– средства индивидуальной защиты, аптечка, огнетушитель, пригодный для тушения электроустановок.</w:t>
+      </w:r>
+    </w:p>
+    <w:p>
+      <w:pPr>
+        <w:pStyle w:val="Heading2"/>
+      </w:pPr>
+      <w:r>
+        <w:t>7 Метрологическое обеспечение</w:t>
       </w:r>
     </w:p>
     <w:p>
@@ -1289,7 +1381,7 @@
           <w:b w:val="0"/>
           <w:i w:val="0"/>
         </w:rPr>
-        <w:t>Средства измерений, применяемые при испытаниях, приведены в таблице 2. Допускается применение других средств измерений с метрологическими характеристиками не хуже указанных.</w:t>
+        <w:t>Средства измерений, применяемые при испытаниях, приведены в таблице 2. Средства измерений должны иметь действующие свидетельства о поверке или сертификаты калибровки. Каналы штатных систем управления (система управления батареей, контроллеры электродвигателей) метрологически не аттестованы; перед испытаниями выполняется их проверка: ток – сравнением с показаниями токоизмерительных клещей класса точности не ниже 2,5, напряжение – сравнением с показаниями цифрового мультиметра, частота вращения – сравнением отношения частоты вращения ВОМ к частоте вращения вала электродвигателя с передаточным отношением привода ВОМ. Допускается применение других средств измерений с метрологическими характеристиками не хуже указанных.</w:t>
       </w:r>
     </w:p>
     <w:p>
@@ -2098,7 +2190,7 @@
                 <w:i w:val="0"/>
                 <w:sz w:val="20"/>
               </w:rPr>
-              <w:t>0…50 кгс/см²</w:t>
+              <w:t>0…4,9 МПа (0…50 кгс/см²)</w:t>
             </w:r>
           </w:p>
         </w:tc>
@@ -2308,7 +2400,7 @@
         <w:pStyle w:val="Heading2"/>
       </w:pPr>
       <w:r>
-        <w:t>7 Определяемые показатели и методы их определения</w:t>
+        <w:t>8 Определяемые показатели и методы их определения</w:t>
       </w:r>
     </w:p>
     <w:p>
@@ -2636,7 +2728,7 @@
                 <w:i w:val="0"/>
                 <w:sz w:val="20"/>
               </w:rPr>
-              <w:t xml:space="preserve"> – число оборотов двигателя хода на учётной делянке при рабочем и холостом проходах на одной передаче</w:t>
+              <w:t xml:space="preserve"> – число оборотов тягового электродвигателя на учётной делянке при рабочем и холостом проходах на одной передаче</w:t>
             </w:r>
           </w:p>
         </w:tc>
@@ -2990,7 +3082,7 @@
                 <w:i w:val="0"/>
                 <w:sz w:val="20"/>
               </w:rPr>
-              <w:t>по частоте вращения двигателя хода: n·540/3797</w:t>
+              <w:t>по частоте вращения тягового электродвигателя: n·540/3797</w:t>
             </w:r>
           </w:p>
         </w:tc>
@@ -3322,7 +3414,7 @@
         <w:pStyle w:val="Heading2"/>
       </w:pPr>
       <w:r>
-        <w:t>8 План эксперимента</w:t>
+        <w:t>9 План эксперимента</w:t>
       </w:r>
     </w:p>
     <w:p>
@@ -3534,7 +3626,7 @@
                 <w:i w:val="0"/>
                 <w:sz w:val="21"/>
               </w:rPr>
-              <w:t>3,6; 4,5; 5,4 (диапазон L)</w:t>
+              <w:t>3,6; 4,5; 5,4 (передача L)</w:t>
             </w:r>
           </w:p>
         </w:tc>
@@ -3555,7 +3647,7 @@
                 <w:i w:val="0"/>
                 <w:sz w:val="21"/>
               </w:rPr>
-              <w:t>1,8; 2,7; 3,6 (диапазоны П1, П2, П3)</w:t>
+              <w:t>1,8; 2,7; 3,6 (передачи П1, П2, П3)</w:t>
             </w:r>
           </w:p>
         </w:tc>
@@ -3776,7 +3868,7 @@
         <w:pStyle w:val="Heading2"/>
       </w:pPr>
       <w:r>
-        <w:t>9 Обработка результатов</w:t>
+        <w:t>10 Обработка результатов</w:t>
       </w:r>
     </w:p>
     <w:p>
@@ -3793,7 +3885,7 @@
         <w:pStyle w:val="Heading2"/>
       </w:pPr>
       <w:r>
-        <w:t>10 Формы регистрации</w:t>
+        <w:t>11 Формы регистрации</w:t>
       </w:r>
     </w:p>
     <w:p>
@@ -4006,7 +4098,7 @@
                 <w:i w:val="0"/>
                 <w:sz w:val="21"/>
               </w:rPr>
-              <w:t>заданные глубина, скорость, диапазон</w:t>
+              <w:t>заданные глубина, скорость, передача</w:t>
             </w:r>
           </w:p>
         </w:tc>
@@ -4156,7 +4248,7 @@
           <w:b w:val="0"/>
           <w:i w:val="0"/>
         </w:rPr>
-        <w:t>Журнал событий содержит метку времени, наименование события (начало этапа, вход в учётную делянку, выход из неё), номер прохода и блока, заданные глубину, скорость и диапазон.</w:t>
+        <w:t>Журнал событий содержит метку времени, наименование события (начало этапа, вход в учётную делянку, выход из неё), номер прохода и блока, заданные глубину, скорость и передачу.</w:t>
       </w:r>
     </w:p>
     <w:p>
@@ -4361,7 +4453,7 @@
                 <w:i w:val="0"/>
                 <w:sz w:val="21"/>
               </w:rPr>
-              <w:t>Твёрдость почвы в слое 0–10 см, кгс/см²</w:t>
+              <w:t>Твёрдость почвы в слое 0–10 см, МПа</w:t>
             </w:r>
           </w:p>
         </w:tc>
@@ -4462,7 +4554,7 @@
                 <w:i w:val="0"/>
                 <w:sz w:val="21"/>
               </w:rPr>
-              <w:t>Твёрдость почвы в слое 10–20 см, кгс/см²</w:t>
+              <w:t>Твёрдость почвы в слое 10–20 см, МПа</w:t>
             </w:r>
           </w:p>
         </w:tc>
@@ -5062,7 +5154,7 @@
         <w:pStyle w:val="Heading2"/>
       </w:pPr>
       <w:r>
-        <w:t>11 Сравнительные испытания дизельного аналога</w:t>
+        <w:t>12 Рекомендации по сравнительным испытаниям дизельного аналога</w:t>
       </w:r>
     </w:p>
     <w:p>
@@ -5094,7 +5186,7 @@
         <w:pStyle w:val="Heading2"/>
       </w:pPr>
       <w:r>
-        <w:t>12 Календарный план испытаний</w:t>
+        <w:t>13 Календарный план испытаний</w:t>
       </w:r>
     </w:p>
     <w:p>
@@ -5693,7 +5785,7 @@
                 <w:i w:val="0"/>
                 <w:sz w:val="21"/>
               </w:rPr>
-              <w:t>Сравнительные испытания дизельного аналога (раздел 11)</w:t>
+              <w:t>Сравнительные испытания дизельного аналога (раздел 12)</w:t>
             </w:r>
           </w:p>
         </w:tc>
@@ -5838,7 +5930,7 @@
         <w:pStyle w:val="Heading2"/>
       </w:pPr>
       <w:r>
-        <w:t>13 Требования безопасности</w:t>
+        <w:t>14 Требования безопасности</w:t>
       </w:r>
     </w:p>
     <w:p>
@@ -5862,7 +5954,7 @@
           <w:b w:val="0"/>
           <w:i w:val="0"/>
         </w:rPr>
-        <w:t>– подключение регистрирующего оборудования выполняется только к информационному разъёму бортовой сети при выключенном тяговом напряжении; вмешательство в силовые цепи 80 В запрещено;</w:t>
+        <w:t>– подключение регистрирующего оборудования выполняется только к информационному разъёму бортовой сети при выключенном тяговом напряжении; вмешательство в цепи тягового напряжения 76,8 В запрещено;</w:t>
       </w:r>
     </w:p>
     <w:p>
@@ -5899,6 +5991,23 @@
           <w:i w:val="0"/>
         </w:rPr>
         <w:t>– зарядка батареи выполняется на оборудованном месте штатным зарядным устройством.</w:t>
+      </w:r>
+    </w:p>
+    <w:p>
+      <w:pPr>
+        <w:pStyle w:val="Heading2"/>
+      </w:pPr>
+      <w:r>
+        <w:t>15 Отчётность</w:t>
+      </w:r>
+    </w:p>
+    <w:p>
+      <w:r>
+        <w:rPr>
+          <w:b w:val="0"/>
+          <w:i w:val="0"/>
+        </w:rPr>
+        <w:t>По результатам испытаний оформляется отчёт о научно-исследовательской работе по ГОСТ 7.32, содержащий условия испытаний, результаты определения показателей с оценкой неопределённости, отступления от настоящей ПМИ и их причины, выводы и рекомендации. К отчёту прилагаются первичные журналы шины CAN, журналы событий, полевые журналы, протоколы определения условий испытаний и фотоматериалы. Первичные данные хранятся в неизменном виде; все расчёты выполняются по копиям.</w:t>
       </w:r>
     </w:p>
     <w:sectPr>
